--- a/artifacts/bids/2026-02-12/zayavka_2026-02-12.docx
+++ b/artifacts/bids/2026-02-12/zayavka_2026-02-12.docx
@@ -254,7 +254,7 @@
               <w:jc w:val="right"/>
             </w:pPr>
             <w:r>
-              <w:t>3,883</w:t>
+              <w:t>3,865</w:t>
             </w:r>
           </w:p>
         </w:tc>
@@ -277,7 +277,7 @@
               <w:jc w:val="right"/>
             </w:pPr>
             <w:r>
-              <w:t>0,067</w:t>
+              <w:t>0,066</w:t>
             </w:r>
           </w:p>
         </w:tc>
@@ -302,7 +302,7 @@
               <w:jc w:val="right"/>
             </w:pPr>
             <w:r>
-              <w:t>3,617</w:t>
+              <w:t>3,565</w:t>
             </w:r>
           </w:p>
         </w:tc>
@@ -325,7 +325,7 @@
               <w:jc w:val="right"/>
             </w:pPr>
             <w:r>
-              <w:t>0,059</w:t>
+              <w:t>0,056</w:t>
             </w:r>
           </w:p>
         </w:tc>
@@ -350,7 +350,7 @@
               <w:jc w:val="right"/>
             </w:pPr>
             <w:r>
-              <w:t>3,285</w:t>
+              <w:t>3,240</w:t>
             </w:r>
           </w:p>
         </w:tc>
@@ -373,7 +373,7 @@
               <w:jc w:val="right"/>
             </w:pPr>
             <w:r>
-              <w:t>0,060</w:t>
+              <w:t>0,061</w:t>
             </w:r>
           </w:p>
         </w:tc>
@@ -398,7 +398,7 @@
               <w:jc w:val="right"/>
             </w:pPr>
             <w:r>
-              <w:t>3,073</w:t>
+              <w:t>3,056</w:t>
             </w:r>
           </w:p>
         </w:tc>
@@ -421,7 +421,7 @@
               <w:jc w:val="right"/>
             </w:pPr>
             <w:r>
-              <w:t>0,143</w:t>
+              <w:t>0,146</w:t>
             </w:r>
           </w:p>
         </w:tc>
@@ -446,7 +446,7 @@
               <w:jc w:val="right"/>
             </w:pPr>
             <w:r>
-              <w:t>2,938</w:t>
+              <w:t>2,902</w:t>
             </w:r>
           </w:p>
         </w:tc>
@@ -469,7 +469,7 @@
               <w:jc w:val="right"/>
             </w:pPr>
             <w:r>
-              <w:t>0,251</w:t>
+              <w:t>0,272</w:t>
             </w:r>
           </w:p>
         </w:tc>
@@ -494,7 +494,7 @@
               <w:jc w:val="right"/>
             </w:pPr>
             <w:r>
-              <w:t>2,433</w:t>
+              <w:t>2,469</w:t>
             </w:r>
           </w:p>
         </w:tc>
@@ -517,7 +517,7 @@
               <w:jc w:val="right"/>
             </w:pPr>
             <w:r>
-              <w:t>0,395</w:t>
+              <w:t>0,380</w:t>
             </w:r>
           </w:p>
         </w:tc>
@@ -542,7 +542,7 @@
               <w:jc w:val="right"/>
             </w:pPr>
             <w:r>
-              <w:t>1,671</w:t>
+              <w:t>1,704</w:t>
             </w:r>
           </w:p>
         </w:tc>
@@ -565,7 +565,7 @@
               <w:jc w:val="right"/>
             </w:pPr>
             <w:r>
-              <w:t>0,641</w:t>
+              <w:t>0,635</w:t>
             </w:r>
           </w:p>
         </w:tc>
@@ -590,7 +590,7 @@
               <w:jc w:val="right"/>
             </w:pPr>
             <w:r>
-              <w:t>0,867</w:t>
+              <w:t>0,889</w:t>
             </w:r>
           </w:p>
         </w:tc>
@@ -613,7 +613,7 @@
               <w:jc w:val="right"/>
             </w:pPr>
             <w:r>
-              <w:t>0,833</w:t>
+              <w:t>0,831</w:t>
             </w:r>
           </w:p>
         </w:tc>
@@ -638,7 +638,7 @@
               <w:jc w:val="right"/>
             </w:pPr>
             <w:r>
-              <w:t>0,361</w:t>
+              <w:t>0,345</w:t>
             </w:r>
           </w:p>
         </w:tc>
@@ -661,7 +661,7 @@
               <w:jc w:val="right"/>
             </w:pPr>
             <w:r>
-              <w:t>1,097</w:t>
+              <w:t>1,077</w:t>
             </w:r>
           </w:p>
         </w:tc>
@@ -686,7 +686,7 @@
               <w:jc w:val="right"/>
             </w:pPr>
             <w:r>
-              <w:t>0,200</w:t>
+              <w:t>0,201</w:t>
             </w:r>
           </w:p>
         </w:tc>
@@ -709,7 +709,7 @@
               <w:jc w:val="right"/>
             </w:pPr>
             <w:r>
-              <w:t>1,185</w:t>
+              <w:t>1,187</w:t>
             </w:r>
           </w:p>
         </w:tc>
@@ -734,7 +734,7 @@
               <w:jc w:val="right"/>
             </w:pPr>
             <w:r>
-              <w:t>0,138</w:t>
+              <w:t>0,142</w:t>
             </w:r>
           </w:p>
         </w:tc>
@@ -757,7 +757,7 @@
               <w:jc w:val="right"/>
             </w:pPr>
             <w:r>
-              <w:t>0,883</w:t>
+              <w:t>0,876</w:t>
             </w:r>
           </w:p>
         </w:tc>
@@ -782,7 +782,7 @@
               <w:jc w:val="right"/>
             </w:pPr>
             <w:r>
-              <w:t>0,112</w:t>
+              <w:t>0,113</w:t>
             </w:r>
           </w:p>
         </w:tc>
@@ -805,7 +805,7 @@
               <w:jc w:val="right"/>
             </w:pPr>
             <w:r>
-              <w:t>0,585</w:t>
+              <w:t>0,613</w:t>
             </w:r>
           </w:p>
         </w:tc>
@@ -821,7 +821,7 @@
         <w:rPr>
           <w:b/>
         </w:rPr>
-        <w:t>Итого за сутки: 28,777 МВт·ч.</w:t>
+        <w:t>Итого за сутки: 28,691 МВт·ч.</w:t>
       </w:r>
     </w:p>
     <w:p>
@@ -834,7 +834,7 @@
     </w:p>
     <w:p>
       <w:r>
-        <w:t>Прогноз abaad5c5734a, сформирован 11.02.2026 05:00 (Астана); модель windcast-0.1.0-cascade+direct; погода: Open-Meteo Previous Runs: ECMWF IFS, ECMWF AIFS, ICON, GFS, UKMO, GEM, CMA, выпуск 2026-02-10 18:00:00 UTC.</w:t>
+        <w:t>Прогноз 61d1e91a8859, сформирован 11.02.2026 05:00 (Астана); модель windcast-0.1.0-cascade+direct; погода: Open-Meteo Previous Runs: ECMWF IFS, ECMWF AIFS, ICON, GFS, UKMO, GEM, CMA, выпуск 2026-02-10 18:00:00 UTC.</w:t>
       </w:r>
     </w:p>
     <w:tbl>
@@ -940,7 +940,7 @@
           </w:tcPr>
           <w:p>
             <w:r>
-              <w:t>1,996</w:t>
+              <w:t>1,981</w:t>
             </w:r>
           </w:p>
         </w:tc>
@@ -950,7 +950,7 @@
           </w:tcPr>
           <w:p>
             <w:r>
-              <w:t>3,883</w:t>
+              <w:t>3,865</w:t>
             </w:r>
           </w:p>
         </w:tc>
@@ -960,7 +960,7 @@
           </w:tcPr>
           <w:p>
             <w:r>
-              <w:t>4,966</w:t>
+              <w:t>4,962</w:t>
             </w:r>
           </w:p>
         </w:tc>
@@ -1002,7 +1002,7 @@
           </w:tcPr>
           <w:p>
             <w:r>
-              <w:t>1,396</w:t>
+              <w:t>1,443</w:t>
             </w:r>
           </w:p>
         </w:tc>
@@ -1012,7 +1012,7 @@
           </w:tcPr>
           <w:p>
             <w:r>
-              <w:t>3,617</w:t>
+              <w:t>3,565</w:t>
             </w:r>
           </w:p>
         </w:tc>
@@ -1022,7 +1022,7 @@
           </w:tcPr>
           <w:p>
             <w:r>
-              <w:t>4,920</w:t>
+              <w:t>4,915</w:t>
             </w:r>
           </w:p>
         </w:tc>
@@ -1032,7 +1032,7 @@
           </w:tcPr>
           <w:p>
             <w:r>
-              <w:t>9.4</w:t>
+              <w:t>9.3</w:t>
             </w:r>
           </w:p>
         </w:tc>
@@ -1064,7 +1064,7 @@
           </w:tcPr>
           <w:p>
             <w:r>
-              <w:t>1,094</w:t>
+              <w:t>1,121</w:t>
             </w:r>
           </w:p>
         </w:tc>
@@ -1074,7 +1074,7 @@
           </w:tcPr>
           <w:p>
             <w:r>
-              <w:t>3,285</w:t>
+              <w:t>3,240</w:t>
             </w:r>
           </w:p>
         </w:tc>
@@ -1084,7 +1084,7 @@
           </w:tcPr>
           <w:p>
             <w:r>
-              <w:t>4,909</w:t>
+              <w:t>4,906</w:t>
             </w:r>
           </w:p>
         </w:tc>
@@ -1094,7 +1094,7 @@
           </w:tcPr>
           <w:p>
             <w:r>
-              <w:t>8.9 ❄</w:t>
+              <w:t>8.8 ❄</w:t>
             </w:r>
           </w:p>
         </w:tc>
@@ -1126,7 +1126,7 @@
           </w:tcPr>
           <w:p>
             <w:r>
-              <w:t>0,967</w:t>
+              <w:t>0,946</w:t>
             </w:r>
           </w:p>
         </w:tc>
@@ -1136,7 +1136,7 @@
           </w:tcPr>
           <w:p>
             <w:r>
-              <w:t>3,073</w:t>
+              <w:t>3,056</w:t>
             </w:r>
           </w:p>
         </w:tc>
@@ -1146,7 +1146,7 @@
           </w:tcPr>
           <w:p>
             <w:r>
-              <w:t>4,886</w:t>
+              <w:t>4,888</w:t>
             </w:r>
           </w:p>
         </w:tc>
@@ -1188,7 +1188,7 @@
           </w:tcPr>
           <w:p>
             <w:r>
-              <w:t>0,617</w:t>
+              <w:t>0,623</w:t>
             </w:r>
           </w:p>
         </w:tc>
@@ -1198,7 +1198,7 @@
           </w:tcPr>
           <w:p>
             <w:r>
-              <w:t>2,938</w:t>
+              <w:t>2,902</w:t>
             </w:r>
           </w:p>
         </w:tc>
@@ -1208,7 +1208,7 @@
           </w:tcPr>
           <w:p>
             <w:r>
-              <w:t>4,711</w:t>
+              <w:t>4,701</w:t>
             </w:r>
           </w:p>
         </w:tc>
@@ -1250,7 +1250,7 @@
           </w:tcPr>
           <w:p>
             <w:r>
-              <w:t>0,461</w:t>
+              <w:t>0,447</w:t>
             </w:r>
           </w:p>
         </w:tc>
@@ -1260,7 +1260,7 @@
           </w:tcPr>
           <w:p>
             <w:r>
-              <w:t>2,433</w:t>
+              <w:t>2,469</w:t>
             </w:r>
           </w:p>
         </w:tc>
@@ -1270,7 +1270,7 @@
           </w:tcPr>
           <w:p>
             <w:r>
-              <w:t>4,503</w:t>
+              <w:t>4,485</w:t>
             </w:r>
           </w:p>
         </w:tc>
@@ -1312,7 +1312,7 @@
           </w:tcPr>
           <w:p>
             <w:r>
-              <w:t>0,219</w:t>
+              <w:t>0,221</w:t>
             </w:r>
           </w:p>
         </w:tc>
@@ -1322,7 +1322,7 @@
           </w:tcPr>
           <w:p>
             <w:r>
-              <w:t>1,671</w:t>
+              <w:t>1,704</w:t>
             </w:r>
           </w:p>
         </w:tc>
@@ -1332,7 +1332,7 @@
           </w:tcPr>
           <w:p>
             <w:r>
-              <w:t>4,088</w:t>
+              <w:t>4,102</w:t>
             </w:r>
           </w:p>
         </w:tc>
@@ -1342,7 +1342,7 @@
           </w:tcPr>
           <w:p>
             <w:r>
-              <w:t>6.8 ❄</w:t>
+              <w:t>6.9 ❄</w:t>
             </w:r>
           </w:p>
         </w:tc>
@@ -1374,7 +1374,7 @@
           </w:tcPr>
           <w:p>
             <w:r>
-              <w:t>0,058</w:t>
+              <w:t>0,064</w:t>
             </w:r>
           </w:p>
         </w:tc>
@@ -1384,7 +1384,7 @@
           </w:tcPr>
           <w:p>
             <w:r>
-              <w:t>0,867</w:t>
+              <w:t>0,889</w:t>
             </w:r>
           </w:p>
         </w:tc>
@@ -1394,7 +1394,7 @@
           </w:tcPr>
           <w:p>
             <w:r>
-              <w:t>3,243</w:t>
+              <w:t>3,264</w:t>
             </w:r>
           </w:p>
         </w:tc>
@@ -1436,7 +1436,7 @@
           </w:tcPr>
           <w:p>
             <w:r>
-              <w:t>0,017</w:t>
+              <w:t>0,018</w:t>
             </w:r>
           </w:p>
         </w:tc>
@@ -1446,7 +1446,7 @@
           </w:tcPr>
           <w:p>
             <w:r>
-              <w:t>0,361</w:t>
+              <w:t>0,345</w:t>
             </w:r>
           </w:p>
         </w:tc>
@@ -1456,7 +1456,7 @@
           </w:tcPr>
           <w:p>
             <w:r>
-              <w:t>2,505</w:t>
+              <w:t>2,511</w:t>
             </w:r>
           </w:p>
         </w:tc>
@@ -1466,7 +1466,7 @@
           </w:tcPr>
           <w:p>
             <w:r>
-              <w:t>4.5 ❄</w:t>
+              <w:t>4.4 ❄</w:t>
             </w:r>
           </w:p>
         </w:tc>
@@ -1508,7 +1508,7 @@
           </w:tcPr>
           <w:p>
             <w:r>
-              <w:t>0,200</w:t>
+              <w:t>0,201</w:t>
             </w:r>
           </w:p>
         </w:tc>
@@ -1518,7 +1518,7 @@
           </w:tcPr>
           <w:p>
             <w:r>
-              <w:t>1,587</w:t>
+              <w:t>1,563</w:t>
             </w:r>
           </w:p>
         </w:tc>
@@ -1560,7 +1560,7 @@
           </w:tcPr>
           <w:p>
             <w:r>
-              <w:t>0,008</w:t>
+              <w:t>0,007</w:t>
             </w:r>
           </w:p>
         </w:tc>
@@ -1570,7 +1570,7 @@
           </w:tcPr>
           <w:p>
             <w:r>
-              <w:t>0,138</w:t>
+              <w:t>0,142</w:t>
             </w:r>
           </w:p>
         </w:tc>
@@ -1580,7 +1580,7 @@
           </w:tcPr>
           <w:p>
             <w:r>
-              <w:t>1,150</w:t>
+              <w:t>1,123</w:t>
             </w:r>
           </w:p>
         </w:tc>
@@ -1632,7 +1632,7 @@
           </w:tcPr>
           <w:p>
             <w:r>
-              <w:t>0,112</w:t>
+              <w:t>0,113</w:t>
             </w:r>
           </w:p>
         </w:tc>
@@ -1642,7 +1642,7 @@
           </w:tcPr>
           <w:p>
             <w:r>
-              <w:t>0,855</w:t>
+              <w:t>0,831</w:t>
             </w:r>
           </w:p>
         </w:tc>
@@ -1694,7 +1694,7 @@
           </w:tcPr>
           <w:p>
             <w:r>
-              <w:t>0,067</w:t>
+              <w:t>0,066</w:t>
             </w:r>
           </w:p>
         </w:tc>
@@ -1704,7 +1704,7 @@
           </w:tcPr>
           <w:p>
             <w:r>
-              <w:t>0,545</w:t>
+              <w:t>0,526</w:t>
             </w:r>
           </w:p>
         </w:tc>
@@ -1756,7 +1756,7 @@
           </w:tcPr>
           <w:p>
             <w:r>
-              <w:t>0,059</w:t>
+              <w:t>0,056</w:t>
             </w:r>
           </w:p>
         </w:tc>
@@ -1766,7 +1766,7 @@
           </w:tcPr>
           <w:p>
             <w:r>
-              <w:t>0,364</w:t>
+              <w:t>0,363</w:t>
             </w:r>
           </w:p>
         </w:tc>
@@ -1818,7 +1818,7 @@
           </w:tcPr>
           <w:p>
             <w:r>
-              <w:t>0,060</w:t>
+              <w:t>0,061</w:t>
             </w:r>
           </w:p>
         </w:tc>
@@ -1828,7 +1828,7 @@
           </w:tcPr>
           <w:p>
             <w:r>
-              <w:t>0,365</w:t>
+              <w:t>0,382</w:t>
             </w:r>
           </w:p>
         </w:tc>
@@ -1838,7 +1838,7 @@
           </w:tcPr>
           <w:p>
             <w:r>
-              <w:t>2.5</w:t>
+              <w:t>2.6</w:t>
             </w:r>
           </w:p>
         </w:tc>
@@ -1880,7 +1880,7 @@
           </w:tcPr>
           <w:p>
             <w:r>
-              <w:t>0,143</w:t>
+              <w:t>0,146</w:t>
             </w:r>
           </w:p>
         </w:tc>
@@ -1890,7 +1890,7 @@
           </w:tcPr>
           <w:p>
             <w:r>
-              <w:t>0,646</w:t>
+              <w:t>0,640</w:t>
             </w:r>
           </w:p>
         </w:tc>
@@ -1900,7 +1900,7 @@
           </w:tcPr>
           <w:p>
             <w:r>
-              <w:t>3.1</w:t>
+              <w:t>3.2</w:t>
             </w:r>
           </w:p>
         </w:tc>
@@ -1932,7 +1932,7 @@
           </w:tcPr>
           <w:p>
             <w:r>
-              <w:t>0,008</w:t>
+              <w:t>0,007</w:t>
             </w:r>
           </w:p>
         </w:tc>
@@ -1942,7 +1942,7 @@
           </w:tcPr>
           <w:p>
             <w:r>
-              <w:t>0,251</w:t>
+              <w:t>0,272</w:t>
             </w:r>
           </w:p>
         </w:tc>
@@ -1952,7 +1952,7 @@
           </w:tcPr>
           <w:p>
             <w:r>
-              <w:t>0,977</w:t>
+              <w:t>1,000</w:t>
             </w:r>
           </w:p>
         </w:tc>
@@ -1962,7 +1962,7 @@
           </w:tcPr>
           <w:p>
             <w:r>
-              <w:t>4.2</w:t>
+              <w:t>4.3</w:t>
             </w:r>
           </w:p>
         </w:tc>
@@ -2004,7 +2004,7 @@
           </w:tcPr>
           <w:p>
             <w:r>
-              <w:t>0,395</w:t>
+              <w:t>0,380</w:t>
             </w:r>
           </w:p>
         </w:tc>
@@ -2014,7 +2014,7 @@
           </w:tcPr>
           <w:p>
             <w:r>
-              <w:t>1,202</w:t>
+              <w:t>1,171</w:t>
             </w:r>
           </w:p>
         </w:tc>
@@ -2066,7 +2066,7 @@
           </w:tcPr>
           <w:p>
             <w:r>
-              <w:t>0,641</w:t>
+              <w:t>0,635</w:t>
             </w:r>
           </w:p>
         </w:tc>
@@ -2076,7 +2076,7 @@
           </w:tcPr>
           <w:p>
             <w:r>
-              <w:t>1,490</w:t>
+              <w:t>1,514</w:t>
             </w:r>
           </w:p>
         </w:tc>
@@ -2086,7 +2086,7 @@
           </w:tcPr>
           <w:p>
             <w:r>
-              <w:t>5.5 ❄</w:t>
+              <w:t>5.4 ❄</w:t>
             </w:r>
           </w:p>
         </w:tc>
@@ -2118,7 +2118,7 @@
           </w:tcPr>
           <w:p>
             <w:r>
-              <w:t>0,046</w:t>
+              <w:t>0,043</w:t>
             </w:r>
           </w:p>
         </w:tc>
@@ -2128,7 +2128,7 @@
           </w:tcPr>
           <w:p>
             <w:r>
-              <w:t>0,833</w:t>
+              <w:t>0,831</w:t>
             </w:r>
           </w:p>
         </w:tc>
@@ -2138,7 +2138,7 @@
           </w:tcPr>
           <w:p>
             <w:r>
-              <w:t>1,838</w:t>
+              <w:t>1,834</w:t>
             </w:r>
           </w:p>
         </w:tc>
@@ -2180,7 +2180,7 @@
           </w:tcPr>
           <w:p>
             <w:r>
-              <w:t>0,078</w:t>
+              <w:t>0,079</w:t>
             </w:r>
           </w:p>
         </w:tc>
@@ -2190,7 +2190,7 @@
           </w:tcPr>
           <w:p>
             <w:r>
-              <w:t>1,097</w:t>
+              <w:t>1,077</w:t>
             </w:r>
           </w:p>
         </w:tc>
@@ -2200,7 +2200,7 @@
           </w:tcPr>
           <w:p>
             <w:r>
-              <w:t>2,474</w:t>
+              <w:t>2,447</w:t>
             </w:r>
           </w:p>
         </w:tc>
@@ -2242,7 +2242,7 @@
           </w:tcPr>
           <w:p>
             <w:r>
-              <w:t>0,066</w:t>
+              <w:t>0,064</w:t>
             </w:r>
           </w:p>
         </w:tc>
@@ -2252,7 +2252,7 @@
           </w:tcPr>
           <w:p>
             <w:r>
-              <w:t>1,185</w:t>
+              <w:t>1,187</w:t>
             </w:r>
           </w:p>
         </w:tc>
@@ -2262,7 +2262,7 @@
           </w:tcPr>
           <w:p>
             <w:r>
-              <w:t>3,410</w:t>
+              <w:t>3,391</w:t>
             </w:r>
           </w:p>
         </w:tc>
@@ -2272,7 +2272,7 @@
           </w:tcPr>
           <w:p>
             <w:r>
-              <w:t>6.6 ❄</w:t>
+              <w:t>6.5 ❄</w:t>
             </w:r>
           </w:p>
         </w:tc>
@@ -2304,7 +2304,7 @@
           </w:tcPr>
           <w:p>
             <w:r>
-              <w:t>0,057</w:t>
+              <w:t>0,060</w:t>
             </w:r>
           </w:p>
         </w:tc>
@@ -2314,7 +2314,7 @@
           </w:tcPr>
           <w:p>
             <w:r>
-              <w:t>0,883</w:t>
+              <w:t>0,876</w:t>
             </w:r>
           </w:p>
         </w:tc>
@@ -2324,7 +2324,7 @@
           </w:tcPr>
           <w:p>
             <w:r>
-              <w:t>2,970</w:t>
+              <w:t>3,007</w:t>
             </w:r>
           </w:p>
         </w:tc>
@@ -2376,7 +2376,7 @@
           </w:tcPr>
           <w:p>
             <w:r>
-              <w:t>0,585</w:t>
+              <w:t>0,613</w:t>
             </w:r>
           </w:p>
         </w:tc>
@@ -2386,7 +2386,7 @@
           </w:tcPr>
           <w:p>
             <w:r>
-              <w:t>2,590</w:t>
+              <w:t>2,630</w:t>
             </w:r>
           </w:p>
         </w:tc>
@@ -2431,7 +2431,7 @@
         <w:pStyle w:val="ListBullet"/>
       </w:pPr>
       <w:r>
-        <w:t>резкий спад на 2.07 МВт за 3 ч к 08:00</w:t>
+        <w:t>резкий спад на 2.12 МВт за 3 ч к 08:00</w:t>
       </w:r>
     </w:p>
     <w:p>
@@ -2568,7 +2568,7 @@
           </w:tcPr>
           <w:p>
             <w:r>
-              <w:t>0,900</w:t>
+              <w:t>0,890</w:t>
             </w:r>
           </w:p>
         </w:tc>
@@ -2578,7 +2578,7 @@
           </w:tcPr>
           <w:p>
             <w:r>
-              <w:t>3,883 → 2,983</w:t>
+              <w:t>3,865 → 2,975</w:t>
             </w:r>
           </w:p>
         </w:tc>
@@ -2630,7 +2630,7 @@
           </w:tcPr>
           <w:p>
             <w:r>
-              <w:t>0,886</w:t>
+              <w:t>0,872</w:t>
             </w:r>
           </w:p>
         </w:tc>
@@ -2640,7 +2640,7 @@
           </w:tcPr>
           <w:p>
             <w:r>
-              <w:t>3,617 → 2,731</w:t>
+              <w:t>3,565 → 2,693</w:t>
             </w:r>
           </w:p>
         </w:tc>
@@ -2692,7 +2692,7 @@
           </w:tcPr>
           <w:p>
             <w:r>
-              <w:t>0,982</w:t>
+              <w:t>1,012</w:t>
             </w:r>
           </w:p>
         </w:tc>
@@ -2702,7 +2702,7 @@
           </w:tcPr>
           <w:p>
             <w:r>
-              <w:t>3,285 → 2,303</w:t>
+              <w:t>3,240 → 2,228</w:t>
             </w:r>
           </w:p>
         </w:tc>
@@ -2754,7 +2754,7 @@
           </w:tcPr>
           <w:p>
             <w:r>
-              <w:t>0,876</w:t>
+              <w:t>0,848</w:t>
             </w:r>
           </w:p>
         </w:tc>
@@ -2764,7 +2764,7 @@
           </w:tcPr>
           <w:p>
             <w:r>
-              <w:t>3,073 → 2,197</w:t>
+              <w:t>3,056 → 2,208</w:t>
             </w:r>
           </w:p>
         </w:tc>
@@ -2816,7 +2816,7 @@
           </w:tcPr>
           <w:p>
             <w:r>
-              <w:t>1,002</w:t>
+              <w:t>0,960</w:t>
             </w:r>
           </w:p>
         </w:tc>
@@ -2826,7 +2826,7 @@
           </w:tcPr>
           <w:p>
             <w:r>
-              <w:t>2,938 → 1,936</w:t>
+              <w:t>2,902 → 1,942</w:t>
             </w:r>
           </w:p>
         </w:tc>
@@ -2878,7 +2878,7 @@
           </w:tcPr>
           <w:p>
             <w:r>
-              <w:t>1,702</w:t>
+              <w:t>1,754</w:t>
             </w:r>
           </w:p>
         </w:tc>
@@ -2888,7 +2888,7 @@
           </w:tcPr>
           <w:p>
             <w:r>
-              <w:t>2,433 → 0,731</w:t>
+              <w:t>2,469 → 0,715</w:t>
             </w:r>
           </w:p>
         </w:tc>
@@ -2940,7 +2940,7 @@
           </w:tcPr>
           <w:p>
             <w:r>
-              <w:t>1,382</w:t>
+              <w:t>1,414</w:t>
             </w:r>
           </w:p>
         </w:tc>
@@ -2950,7 +2950,7 @@
           </w:tcPr>
           <w:p>
             <w:r>
-              <w:t>1,671 → 0,289</w:t>
+              <w:t>1,704 → 0,290</w:t>
             </w:r>
           </w:p>
         </w:tc>
@@ -3002,7 +3002,7 @@
           </w:tcPr>
           <w:p>
             <w:r>
-              <w:t>0,700</w:t>
+              <w:t>0,720</w:t>
             </w:r>
           </w:p>
         </w:tc>
@@ -3012,7 +3012,7 @@
           </w:tcPr>
           <w:p>
             <w:r>
-              <w:t>0,867 → 0,167</w:t>
+              <w:t>0,889 → 0,169</w:t>
             </w:r>
           </w:p>
         </w:tc>
@@ -3064,7 +3064,7 @@
           </w:tcPr>
           <w:p>
             <w:r>
-              <w:t>0,530</w:t>
+              <w:t>0,507</w:t>
             </w:r>
           </w:p>
         </w:tc>
@@ -3074,7 +3074,7 @@
           </w:tcPr>
           <w:p>
             <w:r>
-              <w:t>0,060 → 0,590</w:t>
+              <w:t>0,061 → 0,568</w:t>
             </w:r>
           </w:p>
         </w:tc>

--- a/artifacts/bids/2026-02-12/zayavka_2026-02-12.docx
+++ b/artifacts/bids/2026-02-12/zayavka_2026-02-12.docx
@@ -254,7 +254,7 @@
               <w:jc w:val="right"/>
             </w:pPr>
             <w:r>
-              <w:t>3,865</w:t>
+              <w:t>3,901</w:t>
             </w:r>
           </w:p>
         </w:tc>
@@ -265,6 +265,102 @@
           <w:p>
             <w:r>
               <w:t>13:00</w:t>
+            </w:r>
+          </w:p>
+        </w:tc>
+        <w:tc>
+          <w:tcPr>
+            <w:tcW w:type="dxa" w:w="2160"/>
+          </w:tcPr>
+          <w:p>
+            <w:pPr>
+              <w:jc w:val="right"/>
+            </w:pPr>
+            <w:r>
+              <w:t>0,068</w:t>
+            </w:r>
+          </w:p>
+        </w:tc>
+      </w:tr>
+      <w:tr>
+        <w:tc>
+          <w:tcPr>
+            <w:tcW w:type="dxa" w:w="2160"/>
+          </w:tcPr>
+          <w:p>
+            <w:r>
+              <w:t>02:00</w:t>
+            </w:r>
+          </w:p>
+        </w:tc>
+        <w:tc>
+          <w:tcPr>
+            <w:tcW w:type="dxa" w:w="2160"/>
+          </w:tcPr>
+          <w:p>
+            <w:pPr>
+              <w:jc w:val="right"/>
+            </w:pPr>
+            <w:r>
+              <w:t>3,626</w:t>
+            </w:r>
+          </w:p>
+        </w:tc>
+        <w:tc>
+          <w:tcPr>
+            <w:tcW w:type="dxa" w:w="2160"/>
+          </w:tcPr>
+          <w:p>
+            <w:r>
+              <w:t>14:00</w:t>
+            </w:r>
+          </w:p>
+        </w:tc>
+        <w:tc>
+          <w:tcPr>
+            <w:tcW w:type="dxa" w:w="2160"/>
+          </w:tcPr>
+          <w:p>
+            <w:pPr>
+              <w:jc w:val="right"/>
+            </w:pPr>
+            <w:r>
+              <w:t>0,060</w:t>
+            </w:r>
+          </w:p>
+        </w:tc>
+      </w:tr>
+      <w:tr>
+        <w:tc>
+          <w:tcPr>
+            <w:tcW w:type="dxa" w:w="2160"/>
+          </w:tcPr>
+          <w:p>
+            <w:r>
+              <w:t>03:00</w:t>
+            </w:r>
+          </w:p>
+        </w:tc>
+        <w:tc>
+          <w:tcPr>
+            <w:tcW w:type="dxa" w:w="2160"/>
+          </w:tcPr>
+          <w:p>
+            <w:pPr>
+              <w:jc w:val="right"/>
+            </w:pPr>
+            <w:r>
+              <w:t>3,290</w:t>
+            </w:r>
+          </w:p>
+        </w:tc>
+        <w:tc>
+          <w:tcPr>
+            <w:tcW w:type="dxa" w:w="2160"/>
+          </w:tcPr>
+          <w:p>
+            <w:r>
+              <w:t>15:00</w:t>
             </w:r>
           </w:p>
         </w:tc>
@@ -289,102 +385,6 @@
           </w:tcPr>
           <w:p>
             <w:r>
-              <w:t>02:00</w:t>
-            </w:r>
-          </w:p>
-        </w:tc>
-        <w:tc>
-          <w:tcPr>
-            <w:tcW w:type="dxa" w:w="2160"/>
-          </w:tcPr>
-          <w:p>
-            <w:pPr>
-              <w:jc w:val="right"/>
-            </w:pPr>
-            <w:r>
-              <w:t>3,565</w:t>
-            </w:r>
-          </w:p>
-        </w:tc>
-        <w:tc>
-          <w:tcPr>
-            <w:tcW w:type="dxa" w:w="2160"/>
-          </w:tcPr>
-          <w:p>
-            <w:r>
-              <w:t>14:00</w:t>
-            </w:r>
-          </w:p>
-        </w:tc>
-        <w:tc>
-          <w:tcPr>
-            <w:tcW w:type="dxa" w:w="2160"/>
-          </w:tcPr>
-          <w:p>
-            <w:pPr>
-              <w:jc w:val="right"/>
-            </w:pPr>
-            <w:r>
-              <w:t>0,056</w:t>
-            </w:r>
-          </w:p>
-        </w:tc>
-      </w:tr>
-      <w:tr>
-        <w:tc>
-          <w:tcPr>
-            <w:tcW w:type="dxa" w:w="2160"/>
-          </w:tcPr>
-          <w:p>
-            <w:r>
-              <w:t>03:00</w:t>
-            </w:r>
-          </w:p>
-        </w:tc>
-        <w:tc>
-          <w:tcPr>
-            <w:tcW w:type="dxa" w:w="2160"/>
-          </w:tcPr>
-          <w:p>
-            <w:pPr>
-              <w:jc w:val="right"/>
-            </w:pPr>
-            <w:r>
-              <w:t>3,240</w:t>
-            </w:r>
-          </w:p>
-        </w:tc>
-        <w:tc>
-          <w:tcPr>
-            <w:tcW w:type="dxa" w:w="2160"/>
-          </w:tcPr>
-          <w:p>
-            <w:r>
-              <w:t>15:00</w:t>
-            </w:r>
-          </w:p>
-        </w:tc>
-        <w:tc>
-          <w:tcPr>
-            <w:tcW w:type="dxa" w:w="2160"/>
-          </w:tcPr>
-          <w:p>
-            <w:pPr>
-              <w:jc w:val="right"/>
-            </w:pPr>
-            <w:r>
-              <w:t>0,061</w:t>
-            </w:r>
-          </w:p>
-        </w:tc>
-      </w:tr>
-      <w:tr>
-        <w:tc>
-          <w:tcPr>
-            <w:tcW w:type="dxa" w:w="2160"/>
-          </w:tcPr>
-          <w:p>
-            <w:r>
               <w:t>04:00</w:t>
             </w:r>
           </w:p>
@@ -398,7 +398,7 @@
               <w:jc w:val="right"/>
             </w:pPr>
             <w:r>
-              <w:t>3,056</w:t>
+              <w:t>3,059</w:t>
             </w:r>
           </w:p>
         </w:tc>
@@ -421,7 +421,7 @@
               <w:jc w:val="right"/>
             </w:pPr>
             <w:r>
-              <w:t>0,146</w:t>
+              <w:t>0,141</w:t>
             </w:r>
           </w:p>
         </w:tc>
@@ -446,7 +446,7 @@
               <w:jc w:val="right"/>
             </w:pPr>
             <w:r>
-              <w:t>2,902</w:t>
+              <w:t>2,894</w:t>
             </w:r>
           </w:p>
         </w:tc>
@@ -469,7 +469,7 @@
               <w:jc w:val="right"/>
             </w:pPr>
             <w:r>
-              <w:t>0,272</w:t>
+              <w:t>0,267</w:t>
             </w:r>
           </w:p>
         </w:tc>
@@ -494,7 +494,7 @@
               <w:jc w:val="right"/>
             </w:pPr>
             <w:r>
-              <w:t>2,469</w:t>
+              <w:t>2,452</w:t>
             </w:r>
           </w:p>
         </w:tc>
@@ -517,7 +517,7 @@
               <w:jc w:val="right"/>
             </w:pPr>
             <w:r>
-              <w:t>0,380</w:t>
+              <w:t>0,361</w:t>
             </w:r>
           </w:p>
         </w:tc>
@@ -542,7 +542,7 @@
               <w:jc w:val="right"/>
             </w:pPr>
             <w:r>
-              <w:t>1,704</w:t>
+              <w:t>1,726</w:t>
             </w:r>
           </w:p>
         </w:tc>
@@ -565,7 +565,7 @@
               <w:jc w:val="right"/>
             </w:pPr>
             <w:r>
-              <w:t>0,635</w:t>
+              <w:t>0,559</w:t>
             </w:r>
           </w:p>
         </w:tc>
@@ -590,7 +590,7 @@
               <w:jc w:val="right"/>
             </w:pPr>
             <w:r>
-              <w:t>0,889</w:t>
+              <w:t>0,846</w:t>
             </w:r>
           </w:p>
         </w:tc>
@@ -613,7 +613,7 @@
               <w:jc w:val="right"/>
             </w:pPr>
             <w:r>
-              <w:t>0,831</w:t>
+              <w:t>0,787</w:t>
             </w:r>
           </w:p>
         </w:tc>
@@ -638,7 +638,7 @@
               <w:jc w:val="right"/>
             </w:pPr>
             <w:r>
-              <w:t>0,345</w:t>
+              <w:t>0,278</w:t>
             </w:r>
           </w:p>
         </w:tc>
@@ -661,7 +661,7 @@
               <w:jc w:val="right"/>
             </w:pPr>
             <w:r>
-              <w:t>1,077</w:t>
+              <w:t>1,083</w:t>
             </w:r>
           </w:p>
         </w:tc>
@@ -686,7 +686,7 @@
               <w:jc w:val="right"/>
             </w:pPr>
             <w:r>
-              <w:t>0,201</w:t>
+              <w:t>0,165</w:t>
             </w:r>
           </w:p>
         </w:tc>
@@ -709,7 +709,7 @@
               <w:jc w:val="right"/>
             </w:pPr>
             <w:r>
-              <w:t>1,187</w:t>
+              <w:t>1,201</w:t>
             </w:r>
           </w:p>
         </w:tc>
@@ -734,7 +734,7 @@
               <w:jc w:val="right"/>
             </w:pPr>
             <w:r>
-              <w:t>0,142</w:t>
+              <w:t>0,117</w:t>
             </w:r>
           </w:p>
         </w:tc>
@@ -757,7 +757,7 @@
               <w:jc w:val="right"/>
             </w:pPr>
             <w:r>
-              <w:t>0,876</w:t>
+              <w:t>0,875</w:t>
             </w:r>
           </w:p>
         </w:tc>
@@ -782,7 +782,7 @@
               <w:jc w:val="right"/>
             </w:pPr>
             <w:r>
-              <w:t>0,113</w:t>
+              <w:t>0,117</w:t>
             </w:r>
           </w:p>
         </w:tc>
@@ -805,7 +805,7 @@
               <w:jc w:val="right"/>
             </w:pPr>
             <w:r>
-              <w:t>0,613</w:t>
+              <w:t>0,543</w:t>
             </w:r>
           </w:p>
         </w:tc>
@@ -821,7 +821,7 @@
         <w:rPr>
           <w:b/>
         </w:rPr>
-        <w:t>Итого за сутки: 28,691 МВт·ч.</w:t>
+        <w:t>Итого за сутки: 28,482 МВт·ч.</w:t>
       </w:r>
     </w:p>
     <w:p>
@@ -834,7 +834,7 @@
     </w:p>
     <w:p>
       <w:r>
-        <w:t>Прогноз 61d1e91a8859, сформирован 11.02.2026 05:00 (Астана); модель windcast-0.1.0-cascade+direct; погода: Open-Meteo Previous Runs: ECMWF IFS, ECMWF AIFS, ICON, GFS, UKMO, GEM, CMA, выпуск 2026-02-10 18:00:00 UTC.</w:t>
+        <w:t>Прогноз ab7264c564d3, сформирован 11.02.2026 05:00 (Астана); модель windcast-0.1.0-cascade+cqr; погода: Open-Meteo Previous Runs: ECMWF IFS, ECMWF AIFS, ICON, GFS, UKMO, GEM, CMA, выпуск 2026-02-10 18:00:00 UTC.</w:t>
       </w:r>
     </w:p>
     <w:tbl>
@@ -940,7 +940,7 @@
           </w:tcPr>
           <w:p>
             <w:r>
-              <w:t>1,981</w:t>
+              <w:t>1,989</w:t>
             </w:r>
           </w:p>
         </w:tc>
@@ -950,7 +950,7 @@
           </w:tcPr>
           <w:p>
             <w:r>
-              <w:t>3,865</w:t>
+              <w:t>3,901</w:t>
             </w:r>
           </w:p>
         </w:tc>
@@ -960,7 +960,7 @@
           </w:tcPr>
           <w:p>
             <w:r>
-              <w:t>4,962</w:t>
+              <w:t>4,976</w:t>
             </w:r>
           </w:p>
         </w:tc>
@@ -1002,7 +1002,7 @@
           </w:tcPr>
           <w:p>
             <w:r>
-              <w:t>1,443</w:t>
+              <w:t>1,361</w:t>
             </w:r>
           </w:p>
         </w:tc>
@@ -1012,7 +1012,7 @@
           </w:tcPr>
           <w:p>
             <w:r>
-              <w:t>3,565</w:t>
+              <w:t>3,626</w:t>
             </w:r>
           </w:p>
         </w:tc>
@@ -1022,7 +1022,7 @@
           </w:tcPr>
           <w:p>
             <w:r>
-              <w:t>4,915</w:t>
+              <w:t>4,966</w:t>
             </w:r>
           </w:p>
         </w:tc>
@@ -1064,7 +1064,7 @@
           </w:tcPr>
           <w:p>
             <w:r>
-              <w:t>1,121</w:t>
+              <w:t>1,055</w:t>
             </w:r>
           </w:p>
         </w:tc>
@@ -1074,7 +1074,7 @@
           </w:tcPr>
           <w:p>
             <w:r>
-              <w:t>3,240</w:t>
+              <w:t>3,290</w:t>
             </w:r>
           </w:p>
         </w:tc>
@@ -1084,7 +1084,7 @@
           </w:tcPr>
           <w:p>
             <w:r>
-              <w:t>4,906</w:t>
+              <w:t>4,968</w:t>
             </w:r>
           </w:p>
         </w:tc>
@@ -1126,7 +1126,7 @@
           </w:tcPr>
           <w:p>
             <w:r>
-              <w:t>0,946</w:t>
+              <w:t>0,915</w:t>
             </w:r>
           </w:p>
         </w:tc>
@@ -1136,7 +1136,7 @@
           </w:tcPr>
           <w:p>
             <w:r>
-              <w:t>3,056</w:t>
+              <w:t>3,059</w:t>
             </w:r>
           </w:p>
         </w:tc>
@@ -1146,7 +1146,7 @@
           </w:tcPr>
           <w:p>
             <w:r>
-              <w:t>4,888</w:t>
+              <w:t>4,965</w:t>
             </w:r>
           </w:p>
         </w:tc>
@@ -1188,7 +1188,7 @@
           </w:tcPr>
           <w:p>
             <w:r>
-              <w:t>0,623</w:t>
+              <w:t>0,539</w:t>
             </w:r>
           </w:p>
         </w:tc>
@@ -1198,7 +1198,7 @@
           </w:tcPr>
           <w:p>
             <w:r>
-              <w:t>2,902</w:t>
+              <w:t>2,894</w:t>
             </w:r>
           </w:p>
         </w:tc>
@@ -1208,7 +1208,7 @@
           </w:tcPr>
           <w:p>
             <w:r>
-              <w:t>4,701</w:t>
+              <w:t>4,731</w:t>
             </w:r>
           </w:p>
         </w:tc>
@@ -1250,7 +1250,7 @@
           </w:tcPr>
           <w:p>
             <w:r>
-              <w:t>0,447</w:t>
+              <w:t>0,362</w:t>
             </w:r>
           </w:p>
         </w:tc>
@@ -1260,7 +1260,7 @@
           </w:tcPr>
           <w:p>
             <w:r>
-              <w:t>2,469</w:t>
+              <w:t>2,452</w:t>
             </w:r>
           </w:p>
         </w:tc>
@@ -1270,7 +1270,7 @@
           </w:tcPr>
           <w:p>
             <w:r>
-              <w:t>4,485</w:t>
+              <w:t>4,538</w:t>
             </w:r>
           </w:p>
         </w:tc>
@@ -1312,7 +1312,7 @@
           </w:tcPr>
           <w:p>
             <w:r>
-              <w:t>0,221</w:t>
+              <w:t>0,151</w:t>
             </w:r>
           </w:p>
         </w:tc>
@@ -1322,7 +1322,7 @@
           </w:tcPr>
           <w:p>
             <w:r>
-              <w:t>1,704</w:t>
+              <w:t>1,726</w:t>
             </w:r>
           </w:p>
         </w:tc>
@@ -1332,7 +1332,7 @@
           </w:tcPr>
           <w:p>
             <w:r>
-              <w:t>4,102</w:t>
+              <w:t>4,120</w:t>
             </w:r>
           </w:p>
         </w:tc>
@@ -1374,7 +1374,7 @@
           </w:tcPr>
           <w:p>
             <w:r>
-              <w:t>0,064</w:t>
+              <w:t>0,043</w:t>
             </w:r>
           </w:p>
         </w:tc>
@@ -1384,7 +1384,7 @@
           </w:tcPr>
           <w:p>
             <w:r>
-              <w:t>0,889</w:t>
+              <w:t>0,846</w:t>
             </w:r>
           </w:p>
         </w:tc>
@@ -1394,7 +1394,7 @@
           </w:tcPr>
           <w:p>
             <w:r>
-              <w:t>3,264</w:t>
+              <w:t>3,241</w:t>
             </w:r>
           </w:p>
         </w:tc>
@@ -1436,7 +1436,7 @@
           </w:tcPr>
           <w:p>
             <w:r>
-              <w:t>0,018</w:t>
+              <w:t>0,009</w:t>
             </w:r>
           </w:p>
         </w:tc>
@@ -1446,7 +1446,7 @@
           </w:tcPr>
           <w:p>
             <w:r>
-              <w:t>0,345</w:t>
+              <w:t>0,278</w:t>
             </w:r>
           </w:p>
         </w:tc>
@@ -1456,7 +1456,7 @@
           </w:tcPr>
           <w:p>
             <w:r>
-              <w:t>2,511</w:t>
+              <w:t>2,515</w:t>
             </w:r>
           </w:p>
         </w:tc>
@@ -1508,7 +1508,7 @@
           </w:tcPr>
           <w:p>
             <w:r>
-              <w:t>0,201</w:t>
+              <w:t>0,165</w:t>
             </w:r>
           </w:p>
         </w:tc>
@@ -1518,7 +1518,7 @@
           </w:tcPr>
           <w:p>
             <w:r>
-              <w:t>1,563</w:t>
+              <w:t>1,503</w:t>
             </w:r>
           </w:p>
         </w:tc>
@@ -1560,7 +1560,7 @@
           </w:tcPr>
           <w:p>
             <w:r>
-              <w:t>0,007</w:t>
+              <w:t>0,027</w:t>
             </w:r>
           </w:p>
         </w:tc>
@@ -1570,7 +1570,7 @@
           </w:tcPr>
           <w:p>
             <w:r>
-              <w:t>0,142</w:t>
+              <w:t>0,117</w:t>
             </w:r>
           </w:p>
         </w:tc>
@@ -1580,7 +1580,7 @@
           </w:tcPr>
           <w:p>
             <w:r>
-              <w:t>1,123</w:t>
+              <w:t>1,019</w:t>
             </w:r>
           </w:p>
         </w:tc>
@@ -1622,7 +1622,7 @@
           </w:tcPr>
           <w:p>
             <w:r>
-              <w:t>0,003</w:t>
+              <w:t>0,024</w:t>
             </w:r>
           </w:p>
         </w:tc>
@@ -1632,7 +1632,7 @@
           </w:tcPr>
           <w:p>
             <w:r>
-              <w:t>0,113</w:t>
+              <w:t>0,117</w:t>
             </w:r>
           </w:p>
         </w:tc>
@@ -1642,7 +1642,7 @@
           </w:tcPr>
           <w:p>
             <w:r>
-              <w:t>0,831</w:t>
+              <w:t>0,766</w:t>
             </w:r>
           </w:p>
         </w:tc>
@@ -1694,7 +1694,7 @@
           </w:tcPr>
           <w:p>
             <w:r>
-              <w:t>0,066</w:t>
+              <w:t>0,068</w:t>
             </w:r>
           </w:p>
         </w:tc>
@@ -1704,7 +1704,7 @@
           </w:tcPr>
           <w:p>
             <w:r>
-              <w:t>0,526</w:t>
+              <w:t>0,535</w:t>
             </w:r>
           </w:p>
         </w:tc>
@@ -1756,7 +1756,7 @@
           </w:tcPr>
           <w:p>
             <w:r>
-              <w:t>0,056</w:t>
+              <w:t>0,060</w:t>
             </w:r>
           </w:p>
         </w:tc>
@@ -1766,7 +1766,7 @@
           </w:tcPr>
           <w:p>
             <w:r>
-              <w:t>0,363</w:t>
+              <w:t>0,370</w:t>
             </w:r>
           </w:p>
         </w:tc>
@@ -1818,7 +1818,7 @@
           </w:tcPr>
           <w:p>
             <w:r>
-              <w:t>0,061</w:t>
+              <w:t>0,066</w:t>
             </w:r>
           </w:p>
         </w:tc>
@@ -1828,7 +1828,7 @@
           </w:tcPr>
           <w:p>
             <w:r>
-              <w:t>0,382</w:t>
+              <w:t>0,398</w:t>
             </w:r>
           </w:p>
         </w:tc>
@@ -1870,7 +1870,7 @@
           </w:tcPr>
           <w:p>
             <w:r>
-              <w:t>0,026</w:t>
+              <w:t>0,050</w:t>
             </w:r>
           </w:p>
         </w:tc>
@@ -1880,7 +1880,7 @@
           </w:tcPr>
           <w:p>
             <w:r>
-              <w:t>0,146</w:t>
+              <w:t>0,141</w:t>
             </w:r>
           </w:p>
         </w:tc>
@@ -1890,7 +1890,7 @@
           </w:tcPr>
           <w:p>
             <w:r>
-              <w:t>0,640</w:t>
+              <w:t>0,631</w:t>
             </w:r>
           </w:p>
         </w:tc>
@@ -1932,7 +1932,7 @@
           </w:tcPr>
           <w:p>
             <w:r>
-              <w:t>0,007</w:t>
+              <w:t>0,029</w:t>
             </w:r>
           </w:p>
         </w:tc>
@@ -1942,7 +1942,7 @@
           </w:tcPr>
           <w:p>
             <w:r>
-              <w:t>0,272</w:t>
+              <w:t>0,267</w:t>
             </w:r>
           </w:p>
         </w:tc>
@@ -1952,7 +1952,7 @@
           </w:tcPr>
           <w:p>
             <w:r>
-              <w:t>1,000</w:t>
+              <w:t>0,974</w:t>
             </w:r>
           </w:p>
         </w:tc>
@@ -1994,7 +1994,7 @@
           </w:tcPr>
           <w:p>
             <w:r>
-              <w:t>0,011</w:t>
+              <w:t>0,032</w:t>
             </w:r>
           </w:p>
         </w:tc>
@@ -2004,7 +2004,7 @@
           </w:tcPr>
           <w:p>
             <w:r>
-              <w:t>0,380</w:t>
+              <w:t>0,361</w:t>
             </w:r>
           </w:p>
         </w:tc>
@@ -2014,7 +2014,7 @@
           </w:tcPr>
           <w:p>
             <w:r>
-              <w:t>1,171</w:t>
+              <w:t>1,122</w:t>
             </w:r>
           </w:p>
         </w:tc>
@@ -2056,7 +2056,7 @@
           </w:tcPr>
           <w:p>
             <w:r>
-              <w:t>0,006</w:t>
+              <w:t>0,009</w:t>
             </w:r>
           </w:p>
         </w:tc>
@@ -2066,7 +2066,7 @@
           </w:tcPr>
           <w:p>
             <w:r>
-              <w:t>0,635</w:t>
+              <w:t>0,559</w:t>
             </w:r>
           </w:p>
         </w:tc>
@@ -2076,7 +2076,7 @@
           </w:tcPr>
           <w:p>
             <w:r>
-              <w:t>1,514</w:t>
+              <w:t>1,472</w:t>
             </w:r>
           </w:p>
         </w:tc>
@@ -2118,7 +2118,7 @@
           </w:tcPr>
           <w:p>
             <w:r>
-              <w:t>0,043</w:t>
+              <w:t>0,044</w:t>
             </w:r>
           </w:p>
         </w:tc>
@@ -2128,7 +2128,7 @@
           </w:tcPr>
           <w:p>
             <w:r>
-              <w:t>0,831</w:t>
+              <w:t>0,787</w:t>
             </w:r>
           </w:p>
         </w:tc>
@@ -2138,7 +2138,7 @@
           </w:tcPr>
           <w:p>
             <w:r>
-              <w:t>1,834</w:t>
+              <w:t>1,740</w:t>
             </w:r>
           </w:p>
         </w:tc>
@@ -2180,7 +2180,7 @@
           </w:tcPr>
           <w:p>
             <w:r>
-              <w:t>0,079</w:t>
+              <w:t>0,077</w:t>
             </w:r>
           </w:p>
         </w:tc>
@@ -2190,7 +2190,7 @@
           </w:tcPr>
           <w:p>
             <w:r>
-              <w:t>1,077</w:t>
+              <w:t>1,083</w:t>
             </w:r>
           </w:p>
         </w:tc>
@@ -2200,7 +2200,7 @@
           </w:tcPr>
           <w:p>
             <w:r>
-              <w:t>2,447</w:t>
+              <w:t>2,360</w:t>
             </w:r>
           </w:p>
         </w:tc>
@@ -2242,7 +2242,7 @@
           </w:tcPr>
           <w:p>
             <w:r>
-              <w:t>0,064</w:t>
+              <w:t>0,022</w:t>
             </w:r>
           </w:p>
         </w:tc>
@@ -2252,7 +2252,7 @@
           </w:tcPr>
           <w:p>
             <w:r>
-              <w:t>1,187</w:t>
+              <w:t>1,201</w:t>
             </w:r>
           </w:p>
         </w:tc>
@@ -2262,7 +2262,7 @@
           </w:tcPr>
           <w:p>
             <w:r>
-              <w:t>3,391</w:t>
+              <w:t>3,356</w:t>
             </w:r>
           </w:p>
         </w:tc>
@@ -2304,7 +2304,7 @@
           </w:tcPr>
           <w:p>
             <w:r>
-              <w:t>0,060</w:t>
+              <w:t>0,027</w:t>
             </w:r>
           </w:p>
         </w:tc>
@@ -2314,7 +2314,7 @@
           </w:tcPr>
           <w:p>
             <w:r>
-              <w:t>0,876</w:t>
+              <w:t>0,875</w:t>
             </w:r>
           </w:p>
         </w:tc>
@@ -2324,7 +2324,7 @@
           </w:tcPr>
           <w:p>
             <w:r>
-              <w:t>3,007</w:t>
+              <w:t>2,958</w:t>
             </w:r>
           </w:p>
         </w:tc>
@@ -2366,7 +2366,7 @@
           </w:tcPr>
           <w:p>
             <w:r>
-              <w:t>0,036</w:t>
+              <w:t>0,025</w:t>
             </w:r>
           </w:p>
         </w:tc>
@@ -2376,7 +2376,7 @@
           </w:tcPr>
           <w:p>
             <w:r>
-              <w:t>0,613</w:t>
+              <w:t>0,543</w:t>
             </w:r>
           </w:p>
         </w:tc>
@@ -2386,7 +2386,7 @@
           </w:tcPr>
           <w:p>
             <w:r>
-              <w:t>2,630</w:t>
+              <w:t>2,580</w:t>
             </w:r>
           </w:p>
         </w:tc>
@@ -2431,7 +2431,7 @@
         <w:pStyle w:val="ListBullet"/>
       </w:pPr>
       <w:r>
-        <w:t>резкий спад на 2.12 МВт за 3 ч к 08:00</w:t>
+        <w:t>резкий спад на 2.17 МВт за 3 ч к 08:00</w:t>
       </w:r>
     </w:p>
     <w:p>
@@ -2568,7 +2568,7 @@
           </w:tcPr>
           <w:p>
             <w:r>
-              <w:t>0,890</w:t>
+              <w:t>0,911</w:t>
             </w:r>
           </w:p>
         </w:tc>
@@ -2578,7 +2578,7 @@
           </w:tcPr>
           <w:p>
             <w:r>
-              <w:t>3,865 → 2,975</w:t>
+              <w:t>3,901 → 2,990</w:t>
             </w:r>
           </w:p>
         </w:tc>
@@ -2630,7 +2630,7 @@
           </w:tcPr>
           <w:p>
             <w:r>
-              <w:t>0,872</w:t>
+              <w:t>0,899</w:t>
             </w:r>
           </w:p>
         </w:tc>
@@ -2640,7 +2640,7 @@
           </w:tcPr>
           <w:p>
             <w:r>
-              <w:t>3,565 → 2,693</w:t>
+              <w:t>3,626 → 2,727</w:t>
             </w:r>
           </w:p>
         </w:tc>
@@ -2692,7 +2692,7 @@
           </w:tcPr>
           <w:p>
             <w:r>
-              <w:t>1,012</w:t>
+              <w:t>1,082</w:t>
             </w:r>
           </w:p>
         </w:tc>
@@ -2702,7 +2702,7 @@
           </w:tcPr>
           <w:p>
             <w:r>
-              <w:t>3,240 → 2,228</w:t>
+              <w:t>3,290 → 2,208</w:t>
             </w:r>
           </w:p>
         </w:tc>
@@ -2754,7 +2754,7 @@
           </w:tcPr>
           <w:p>
             <w:r>
-              <w:t>0,848</w:t>
+              <w:t>0,861</w:t>
             </w:r>
           </w:p>
         </w:tc>
@@ -2764,7 +2764,7 @@
           </w:tcPr>
           <w:p>
             <w:r>
-              <w:t>3,056 → 2,208</w:t>
+              <w:t>3,059 → 2,198</w:t>
             </w:r>
           </w:p>
         </w:tc>
@@ -2816,7 +2816,7 @@
           </w:tcPr>
           <w:p>
             <w:r>
-              <w:t>0,960</w:t>
+              <w:t>0,939</w:t>
             </w:r>
           </w:p>
         </w:tc>
@@ -2826,7 +2826,7 @@
           </w:tcPr>
           <w:p>
             <w:r>
-              <w:t>2,902 → 1,942</w:t>
+              <w:t>2,894 → 1,955</w:t>
             </w:r>
           </w:p>
         </w:tc>
@@ -2878,7 +2878,7 @@
           </w:tcPr>
           <w:p>
             <w:r>
-              <w:t>1,754</w:t>
+              <w:t>1,766</w:t>
             </w:r>
           </w:p>
         </w:tc>
@@ -2888,7 +2888,7 @@
           </w:tcPr>
           <w:p>
             <w:r>
-              <w:t>2,469 → 0,715</w:t>
+              <w:t>2,452 → 0,686</w:t>
             </w:r>
           </w:p>
         </w:tc>
@@ -2940,7 +2940,7 @@
           </w:tcPr>
           <w:p>
             <w:r>
-              <w:t>1,414</w:t>
+              <w:t>1,458</w:t>
             </w:r>
           </w:p>
         </w:tc>
@@ -2950,7 +2950,7 @@
           </w:tcPr>
           <w:p>
             <w:r>
-              <w:t>1,704 → 0,290</w:t>
+              <w:t>1,726 → 0,268</w:t>
             </w:r>
           </w:p>
         </w:tc>
@@ -3002,7 +3002,7 @@
           </w:tcPr>
           <w:p>
             <w:r>
-              <w:t>0,720</w:t>
+              <w:t>0,682</w:t>
             </w:r>
           </w:p>
         </w:tc>
@@ -3012,7 +3012,7 @@
           </w:tcPr>
           <w:p>
             <w:r>
-              <w:t>0,889 → 0,169</w:t>
+              <w:t>0,846 → 0,164</w:t>
             </w:r>
           </w:p>
         </w:tc>
@@ -3064,7 +3064,7 @@
           </w:tcPr>
           <w:p>
             <w:r>
-              <w:t>0,507</w:t>
+              <w:t>0,503</w:t>
             </w:r>
           </w:p>
         </w:tc>
@@ -3074,7 +3074,7 @@
           </w:tcPr>
           <w:p>
             <w:r>
-              <w:t>0,061 → 0,568</w:t>
+              <w:t>0,066 → 0,569</w:t>
             </w:r>
           </w:p>
         </w:tc>
